--- a/reports/Week_4_AI_Deployment_Capstone_Report.docx
+++ b/reports/Week_4_AI_Deployment_Capstone_Report.docx
@@ -54,7 +54,7 @@
           <w:color w:val="237A7A"/>
           <w:sz w:val="16"/>
         </w:rPr>
-        <w:t>Project repository: https://github.com/Dhanam33/Yuva_intern</w:t>
+        <w:t>Project repository: https://github.com/Dhanam33/Yuva_intern/tree/arena/01a1004b-yuva-intern</w:t>
       </w:r>
     </w:p>
     <w:p>
